--- a/swh/docx/62.content.docx
+++ b/swh/docx/62.content.docx
@@ -19,7 +19,7 @@
         <w:rPr>
           <w:lang w:val="sw_KE" w:bidi="sw_KE"/>
         </w:rPr>
-        <w:t>Resource: Maelezo ya Masomo - Machapisho ya Vitabu (Tyndale)</w:t>
+        <w:t>Resource: Tyndale Open Study Notes</w:t>
       </w:r>
       <w:r>
         <w:rPr>
@@ -112,7 +112,7 @@
         <w:rPr>
           <w:lang w:val="sw_KE" w:bidi="sw_KE"/>
         </w:rPr>
-        <w:t>Maelezo ya Masomo - Machapisho ya Vitabu (Tyndale)</w:t>
+        <w:t>Tyndale Open Study Notes</w:t>
       </w:r>
     </w:p>
     <w:p>

--- a/swh/docx/62.content.docx
+++ b/swh/docx/62.content.docx
@@ -19,7 +19,7 @@
         <w:rPr>
           <w:lang w:val="sw_KE" w:bidi="sw_KE"/>
         </w:rPr>
-        <w:t>Resource: Tyndale Open Study Notes</w:t>
+        <w:t>Resource: Aquifer Open Study Notes (Book Intros)</w:t>
       </w:r>
       <w:r>
         <w:rPr>
@@ -112,7 +112,7 @@
         <w:rPr>
           <w:lang w:val="sw_KE" w:bidi="sw_KE"/>
         </w:rPr>
-        <w:t>Tyndale Open Study Notes</w:t>
+        <w:t>Aquifer Open Study Notes (Book Intros)</w:t>
       </w:r>
     </w:p>
     <w:p>

--- a/swh/docx/62.content.docx
+++ b/swh/docx/62.content.docx
@@ -272,18 +272,12 @@
         </w:rPr>
         <w:t xml:space="preserve">Muda mfupi baada ya tukio hili, baadhi ya wanachama wa Jamii ya wakristo waliondoka na kuunda kundi pinzani. Wapinzani hawa walikuwa ni kundi la uzushi ambalo lilieneza mafundisho kuhusu Yesu Kristo yaliyopingana na mafundisho ya mitume. Mafundisho haya baadaye yalitambulika kama Ugnostiki, ambayo yalijumuisha kukataa kwamba Yesu alikuwa Mungu katika mwili (tazama </w:t>
       </w:r>
-      <w:hyperlink r:id="rId13">
-        <w:r>
-          <w:rPr>
-            <w:lang w:val="sw_KE" w:bidi="sw_KE"/>
-          </w:rPr>
-          <w:rPr>
-            <w:color w:val="0000EE"/>
-            <w:u w:val="single"/>
-          </w:rPr>
-          <w:t>4:1–3</w:t>
-        </w:r>
-      </w:hyperlink>
+      <w:r>
+        <w:rPr>
+          <w:lang w:val="sw_KE" w:bidi="sw_KE"/>
+        </w:rPr>
+        <w:t>4:1–3</w:t>
+      </w:r>
       <w:r>
         <w:rPr>
           <w:lang w:val="sw_KE" w:bidi="sw_KE"/>
@@ -304,18 +298,12 @@
         </w:rPr>
         <w:t>Kwa kuondoka katika ushirika wa mitume, wapinzani hawa walionyesha kwamba hawakuwa wa kweli katika familia ya Mungu (</w:t>
       </w:r>
-      <w:hyperlink r:id="rId14">
-        <w:r>
-          <w:rPr>
-            <w:lang w:val="sw_KE" w:bidi="sw_KE"/>
-          </w:rPr>
-          <w:rPr>
-            <w:color w:val="0000EE"/>
-            <w:u w:val="single"/>
-          </w:rPr>
-          <w:t>2:18–19</w:t>
-        </w:r>
-      </w:hyperlink>
+      <w:r>
+        <w:rPr>
+          <w:lang w:val="sw_KE" w:bidi="sw_KE"/>
+        </w:rPr>
+        <w:t>2:18–19</w:t>
+      </w:r>
       <w:r>
         <w:rPr>
           <w:lang w:val="sw_KE" w:bidi="sw_KE"/>
@@ -336,18 +324,12 @@
         </w:rPr>
         <w:t xml:space="preserve">Yohana huenda alikabiliana moja kwa moja na aina ya uzushi uliokuwa ukienezwa na Cerinthus, ambaye alikuwa kiongozi wa kundi la Wakristo wenye mwelekeo wa Gnostiki. Cerinthus alifundisha kwamba Yesu hakuwa amezaliwa na bikira, bali alikuwa mwanadamu wa kawaida aliyezaliwa na Yosefu na Maria, na alikuwa mwenye haki zaidi, busara, na hekima kuliko watu wengine. Pia alifundisha kwamba wakati wa ubatizo wa Yesu, “Kristo” alishuka juu yake kwa umbo la njiwa kutoka kwa Baba wa milele. “Kristo” kisha alitangaza Baba asiyejulikana na kufanya miujiza. Mwishowe, “Kristo” aliondoka kutoka kwa Adamu “Yesu,” na kisha Yesu (lakini si “Kristo”) aliteseka na kufa. “Kristo” alibaki bila kuguswa, kwa kuwa alikuwa kiumbe wa kiroho. Yohana huenda alikuwa anakanusha waziwazi uzushi wa Cerinthus au wafuasi wake katika </w:t>
       </w:r>
-      <w:hyperlink r:id="rId15">
-        <w:r>
-          <w:rPr>
-            <w:lang w:val="sw_KE" w:bidi="sw_KE"/>
-          </w:rPr>
-          <w:rPr>
-            <w:color w:val="0000EE"/>
-            <w:u w:val="single"/>
-          </w:rPr>
-          <w:t>5:5–8</w:t>
-        </w:r>
-      </w:hyperlink>
+      <w:r>
+        <w:rPr>
+          <w:lang w:val="sw_KE" w:bidi="sw_KE"/>
+        </w:rPr>
+        <w:t>5:5–8</w:t>
+      </w:r>
       <w:r>
         <w:rPr>
           <w:lang w:val="sw_KE" w:bidi="sw_KE"/>
@@ -368,18 +350,12 @@
         </w:rPr>
         <w:t xml:space="preserve">Barua hii ya kwanza ilitumwa kwa makanisa yaliyo chini ya uangalizi wa Yohana (ikiwa ni pamoja na makanisa yanayotajwa katika </w:t>
       </w:r>
-      <w:hyperlink r:id="rId16">
-        <w:r>
-          <w:rPr>
-            <w:lang w:val="sw_KE" w:bidi="sw_KE"/>
-          </w:rPr>
-          <w:rPr>
-            <w:color w:val="0000EE"/>
-            <w:u w:val="single"/>
-          </w:rPr>
-          <w:t>Ufunuo 1:11</w:t>
-        </w:r>
-      </w:hyperlink>
+      <w:r>
+        <w:rPr>
+          <w:lang w:val="sw_KE" w:bidi="sw_KE"/>
+        </w:rPr>
+        <w:t>Ufunuo 1:11</w:t>
+      </w:r>
       <w:r>
         <w:rPr>
           <w:lang w:val="sw_KE" w:bidi="sw_KE"/>
@@ -584,36 +560,24 @@
         </w:rPr>
         <w:t xml:space="preserve">Baadhi ya wasomi wamependekeza kwamba mzee Mkristo aitwaye Yohana, lakini si mtume, ndiye mwandishi wa 1–3 Yohana (tazama </w:t>
       </w:r>
-      <w:hyperlink r:id="rId17">
-        <w:r>
-          <w:rPr>
-            <w:lang w:val="sw_KE" w:bidi="sw_KE"/>
-          </w:rPr>
-          <w:rPr>
-            <w:color w:val="0000EE"/>
-            <w:u w:val="single"/>
-          </w:rPr>
-          <w:t>2 Yohana 1:1</w:t>
-        </w:r>
-      </w:hyperlink>
+      <w:r>
+        <w:rPr>
+          <w:lang w:val="sw_KE" w:bidi="sw_KE"/>
+        </w:rPr>
+        <w:t>2 Yohana 1:1</w:t>
+      </w:r>
       <w:r>
         <w:rPr>
           <w:lang w:val="sw_KE" w:bidi="sw_KE"/>
         </w:rPr>
         <w:t xml:space="preserve">; </w:t>
       </w:r>
-      <w:hyperlink r:id="rId18">
-        <w:r>
-          <w:rPr>
-            <w:lang w:val="sw_KE" w:bidi="sw_KE"/>
-          </w:rPr>
-          <w:rPr>
-            <w:color w:val="0000EE"/>
-            <w:u w:val="single"/>
-          </w:rPr>
-          <w:t>3 Yohana 1:1</w:t>
-        </w:r>
-      </w:hyperlink>
+      <w:r>
+        <w:rPr>
+          <w:lang w:val="sw_KE" w:bidi="sw_KE"/>
+        </w:rPr>
+        <w:t>3 Yohana 1:1</w:t>
+      </w:r>
       <w:r>
         <w:rPr>
           <w:lang w:val="sw_KE" w:bidi="sw_KE"/>
@@ -701,162 +665,108 @@
         </w:rPr>
         <w:t>Wataalamu wengi wa kiinjili wanaamini kwamba Yohana mtume na Yohana mzee ni mtu yule yule. Mtindo wa uandishi wa Injili ya Yohana hauna shaka kuwa sawa na wa barua hizi tatu. Mtume Yohana alikuwa shahidi wa Yesu na mmoja wa kwanza kabisa kumfuata. Katika Injili ya Yohana, Yohana anaitwa “yule ambaye Yesu alimpenda” (</w:t>
       </w:r>
-      <w:hyperlink r:id="rId19">
-        <w:r>
-          <w:rPr>
-            <w:lang w:val="sw_KE" w:bidi="sw_KE"/>
-          </w:rPr>
-          <w:rPr>
-            <w:color w:val="0000EE"/>
-            <w:u w:val="single"/>
-          </w:rPr>
-          <w:t>Yohana 13:23</w:t>
-        </w:r>
-      </w:hyperlink>
+      <w:r>
+        <w:rPr>
+          <w:lang w:val="sw_KE" w:bidi="sw_KE"/>
+        </w:rPr>
+        <w:t>Yohana 13:23</w:t>
+      </w:r>
       <w:r>
         <w:rPr>
           <w:lang w:val="sw_KE" w:bidi="sw_KE"/>
         </w:rPr>
         <w:t xml:space="preserve">; </w:t>
       </w:r>
-      <w:hyperlink r:id="rId20">
-        <w:r>
-          <w:rPr>
-            <w:lang w:val="sw_KE" w:bidi="sw_KE"/>
-          </w:rPr>
-          <w:rPr>
-            <w:color w:val="0000EE"/>
-            <w:u w:val="single"/>
-          </w:rPr>
-          <w:t>19:26</w:t>
-        </w:r>
-      </w:hyperlink>
+      <w:r>
+        <w:rPr>
+          <w:lang w:val="sw_KE" w:bidi="sw_KE"/>
+        </w:rPr>
+        <w:t>19:26</w:t>
+      </w:r>
       <w:r>
         <w:rPr>
           <w:lang w:val="sw_KE" w:bidi="sw_KE"/>
         </w:rPr>
         <w:t xml:space="preserve">; </w:t>
       </w:r>
-      <w:hyperlink r:id="rId21">
-        <w:r>
-          <w:rPr>
-            <w:lang w:val="sw_KE" w:bidi="sw_KE"/>
-          </w:rPr>
-          <w:rPr>
-            <w:color w:val="0000EE"/>
-            <w:u w:val="single"/>
-          </w:rPr>
-          <w:t>20:2</w:t>
-        </w:r>
-      </w:hyperlink>
+      <w:r>
+        <w:rPr>
+          <w:lang w:val="sw_KE" w:bidi="sw_KE"/>
+        </w:rPr>
+        <w:t>20:2</w:t>
+      </w:r>
       <w:r>
         <w:rPr>
           <w:lang w:val="sw_KE" w:bidi="sw_KE"/>
         </w:rPr>
         <w:t xml:space="preserve">; </w:t>
       </w:r>
-      <w:hyperlink r:id="rId22">
-        <w:r>
-          <w:rPr>
-            <w:lang w:val="sw_KE" w:bidi="sw_KE"/>
-          </w:rPr>
-          <w:rPr>
-            <w:color w:val="0000EE"/>
-            <w:u w:val="single"/>
-          </w:rPr>
-          <w:t>21:7</w:t>
-        </w:r>
-      </w:hyperlink>
+      <w:r>
+        <w:rPr>
+          <w:lang w:val="sw_KE" w:bidi="sw_KE"/>
+        </w:rPr>
+        <w:t>21:7</w:t>
+      </w:r>
       <w:r>
         <w:rPr>
           <w:lang w:val="sw_KE" w:bidi="sw_KE"/>
         </w:rPr>
         <w:t xml:space="preserve">, </w:t>
       </w:r>
-      <w:hyperlink r:id="rId23">
-        <w:r>
-          <w:rPr>
-            <w:lang w:val="sw_KE" w:bidi="sw_KE"/>
-          </w:rPr>
-          <w:rPr>
-            <w:color w:val="0000EE"/>
-            <w:u w:val="single"/>
-          </w:rPr>
-          <w:t>20</w:t>
-        </w:r>
-      </w:hyperlink>
+      <w:r>
+        <w:rPr>
+          <w:lang w:val="sw_KE" w:bidi="sw_KE"/>
+        </w:rPr>
+        <w:t>20</w:t>
+      </w:r>
       <w:r>
         <w:rPr>
           <w:lang w:val="sw_KE" w:bidi="sw_KE"/>
         </w:rPr>
         <w:t xml:space="preserve">). Alikuwa mmoja wa wanafunzi kumi na wawili na rafiki wa karibu sana wa Yesu. Madai ya mwandishi kuwa shahidi ni yenye nguvu katika barua (tazama </w:t>
       </w:r>
-      <w:hyperlink r:id="rId24">
-        <w:r>
-          <w:rPr>
-            <w:lang w:val="sw_KE" w:bidi="sw_KE"/>
-          </w:rPr>
-          <w:rPr>
-            <w:color w:val="0000EE"/>
-            <w:u w:val="single"/>
-          </w:rPr>
-          <w:t>1 Yohana 1:1–4</w:t>
-        </w:r>
-      </w:hyperlink>
+      <w:r>
+        <w:rPr>
+          <w:lang w:val="sw_KE" w:bidi="sw_KE"/>
+        </w:rPr>
+        <w:t>1 Yohana 1:1–4</w:t>
+      </w:r>
       <w:r>
         <w:rPr>
           <w:lang w:val="sw_KE" w:bidi="sw_KE"/>
         </w:rPr>
         <w:t>) kama ilivyo katika Injili (</w:t>
       </w:r>
-      <w:hyperlink r:id="rId25">
-        <w:r>
-          <w:rPr>
-            <w:lang w:val="sw_KE" w:bidi="sw_KE"/>
-          </w:rPr>
-          <w:rPr>
-            <w:color w:val="0000EE"/>
-            <w:u w:val="single"/>
-          </w:rPr>
-          <w:t>Yohana 1:14</w:t>
-        </w:r>
-      </w:hyperlink>
+      <w:r>
+        <w:rPr>
+          <w:lang w:val="sw_KE" w:bidi="sw_KE"/>
+        </w:rPr>
+        <w:t>Yohana 1:14</w:t>
+      </w:r>
       <w:r>
         <w:rPr>
           <w:lang w:val="sw_KE" w:bidi="sw_KE"/>
         </w:rPr>
         <w:t xml:space="preserve">; </w:t>
       </w:r>
-      <w:hyperlink r:id="rId26">
-        <w:r>
-          <w:rPr>
-            <w:lang w:val="sw_KE" w:bidi="sw_KE"/>
-          </w:rPr>
-          <w:rPr>
-            <w:color w:val="0000EE"/>
-            <w:u w:val="single"/>
-          </w:rPr>
-          <w:t>19:35</w:t>
-        </w:r>
-      </w:hyperlink>
+      <w:r>
+        <w:rPr>
+          <w:lang w:val="sw_KE" w:bidi="sw_KE"/>
+        </w:rPr>
+        <w:t>19:35</w:t>
+      </w:r>
       <w:r>
         <w:rPr>
           <w:lang w:val="sw_KE" w:bidi="sw_KE"/>
         </w:rPr>
         <w:t>). Mwandishi wa 1 Yohana anadai kusikia, kuona, na kugusa Neno la milele lililofanyika mwili (</w:t>
       </w:r>
-      <w:hyperlink r:id="rId24">
-        <w:r>
-          <w:rPr>
-            <w:lang w:val="sw_KE" w:bidi="sw_KE"/>
-          </w:rPr>
-          <w:rPr>
-            <w:color w:val="0000EE"/>
-            <w:u w:val="single"/>
-          </w:rPr>
-          <w:t>1 Yohana 1:1–4</w:t>
-        </w:r>
-      </w:hyperlink>
+      <w:r>
+        <w:rPr>
+          <w:lang w:val="sw_KE" w:bidi="sw_KE"/>
+        </w:rPr>
+        <w:t>1 Yohana 1:1–4</w:t>
+      </w:r>
       <w:r>
         <w:rPr>
           <w:lang w:val="sw_KE" w:bidi="sw_KE"/>
@@ -888,108 +798,72 @@
         </w:rPr>
         <w:t>Barua ya kwanza ya Yohana inaendeleza mada na mafundisho yaliyopatikana katika injili yake. Injili ya Yohana inaonyesha kuwa misheni ya Yesu ilikuwa kufunua Mungu Baba na kuwaleta waumini katika muungano na Baba na Mwana kupitia Roho Mtakatifu. Barua ya kwanza ya Yohana inasisitiza jinsi Wakristo wanavyopata uzoefu wa Mungu katika maisha ya kila siku, kama inavyoonyeshwa na mahusiano yao na wanachama wengine wa jamii ya kanisa. Tunapaswa kuonyesha upendo wetu kwa Mungu kwa kupendana. Amri hii ilitoka moja kwa moja kutoka kwa Yesu (</w:t>
       </w:r>
-      <w:hyperlink r:id="rId27">
-        <w:r>
-          <w:rPr>
-            <w:lang w:val="sw_KE" w:bidi="sw_KE"/>
-          </w:rPr>
-          <w:rPr>
-            <w:color w:val="0000EE"/>
-            <w:u w:val="single"/>
-          </w:rPr>
-          <w:t>Yohana 13:34</w:t>
-        </w:r>
-      </w:hyperlink>
+      <w:r>
+        <w:rPr>
+          <w:lang w:val="sw_KE" w:bidi="sw_KE"/>
+        </w:rPr>
+        <w:t>Yohana 13:34</w:t>
+      </w:r>
       <w:r>
         <w:rPr>
           <w:lang w:val="sw_KE" w:bidi="sw_KE"/>
         </w:rPr>
         <w:t xml:space="preserve">; </w:t>
       </w:r>
-      <w:hyperlink r:id="rId28">
-        <w:r>
-          <w:rPr>
-            <w:lang w:val="sw_KE" w:bidi="sw_KE"/>
-          </w:rPr>
-          <w:rPr>
-            <w:color w:val="0000EE"/>
-            <w:u w:val="single"/>
-          </w:rPr>
-          <w:t>15:17</w:t>
-        </w:r>
-      </w:hyperlink>
+      <w:r>
+        <w:rPr>
+          <w:lang w:val="sw_KE" w:bidi="sw_KE"/>
+        </w:rPr>
+        <w:t>15:17</w:t>
+      </w:r>
       <w:r>
         <w:rPr>
           <w:lang w:val="sw_KE" w:bidi="sw_KE"/>
         </w:rPr>
         <w:t>), na Yohana anaikariri mara nyingi (</w:t>
       </w:r>
-      <w:hyperlink r:id="rId29">
-        <w:r>
-          <w:rPr>
-            <w:lang w:val="sw_KE" w:bidi="sw_KE"/>
-          </w:rPr>
-          <w:rPr>
-            <w:color w:val="0000EE"/>
-            <w:u w:val="single"/>
-          </w:rPr>
-          <w:t>1 Yohana 2:7</w:t>
-        </w:r>
-      </w:hyperlink>
+      <w:r>
+        <w:rPr>
+          <w:lang w:val="sw_KE" w:bidi="sw_KE"/>
+        </w:rPr>
+        <w:t>1 Yohana 2:7</w:t>
+      </w:r>
       <w:r>
         <w:rPr>
           <w:lang w:val="sw_KE" w:bidi="sw_KE"/>
         </w:rPr>
         <w:t xml:space="preserve">; </w:t>
       </w:r>
-      <w:hyperlink r:id="rId30">
-        <w:r>
-          <w:rPr>
-            <w:lang w:val="sw_KE" w:bidi="sw_KE"/>
-          </w:rPr>
-          <w:rPr>
-            <w:color w:val="0000EE"/>
-            <w:u w:val="single"/>
-          </w:rPr>
-          <w:t>3:11</w:t>
-        </w:r>
-      </w:hyperlink>
+      <w:r>
+        <w:rPr>
+          <w:lang w:val="sw_KE" w:bidi="sw_KE"/>
+        </w:rPr>
+        <w:t>3:11</w:t>
+      </w:r>
       <w:r>
         <w:rPr>
           <w:lang w:val="sw_KE" w:bidi="sw_KE"/>
         </w:rPr>
         <w:t xml:space="preserve">, </w:t>
       </w:r>
-      <w:hyperlink r:id="rId31">
-        <w:r>
-          <w:rPr>
-            <w:lang w:val="sw_KE" w:bidi="sw_KE"/>
-          </w:rPr>
-          <w:rPr>
-            <w:color w:val="0000EE"/>
-            <w:u w:val="single"/>
-          </w:rPr>
-          <w:t>23</w:t>
-        </w:r>
-      </w:hyperlink>
+      <w:r>
+        <w:rPr>
+          <w:lang w:val="sw_KE" w:bidi="sw_KE"/>
+        </w:rPr>
+        <w:t>23</w:t>
+      </w:r>
       <w:r>
         <w:rPr>
           <w:lang w:val="sw_KE" w:bidi="sw_KE"/>
         </w:rPr>
         <w:t xml:space="preserve">; </w:t>
       </w:r>
-      <w:hyperlink r:id="rId32">
-        <w:r>
-          <w:rPr>
-            <w:lang w:val="sw_KE" w:bidi="sw_KE"/>
-          </w:rPr>
-          <w:rPr>
-            <w:color w:val="0000EE"/>
-            <w:u w:val="single"/>
-          </w:rPr>
-          <w:t>2 Yohana 1:5–6</w:t>
-        </w:r>
-      </w:hyperlink>
+      <w:r>
+        <w:rPr>
+          <w:lang w:val="sw_KE" w:bidi="sw_KE"/>
+        </w:rPr>
+        <w:t>2 Yohana 1:5–6</w:t>
+      </w:r>
       <w:r>
         <w:rPr>
           <w:lang w:val="sw_KE" w:bidi="sw_KE"/>
